--- a/docs/general-english/A2/build/a21-u05.docx
+++ b/docs/general-english/A2/build/a21-u05.docx
@@ -5697,7 +5697,7 @@
         <w:spacing w:before="0" w:after="120" w:line="276" w:lineRule="auto"/>
       </w:pPr>
       <w:r>
-        <w:t xml:space="preserve">Amina: Five flats, five weekends. Maya walked to the lake and came back cold and pleased. She says she wants to go again, and that her sister wants to come too. Tomas worked Friday, Saturday and Sunday nights, and slept through all the daylight there was. Maya said she heard him come in at six. Dani cooked too much and invited too few. Amina says she could have told him. Mr Okonkwo sat outside with a chair and a newspaper and talked to everybody. Yuki photographed a bird and then spent an hour looking it up.</w:t>
+        <w:t xml:space="preserve">Amina: Five flats, five weekends. Maya walked to the lake and came back cold and pleased. She says she wants to go again, and that her sister wants to come too. Tomas worked Friday, Saturday and Sunday nights, and slept through all the daylight there was. Maya said she heard him come in at six. Dani cooked too much and invited too few. Amina says she knew it before he started. Mr Okonkwo sat outside with a chair and a newspaper and talked to everybody. Yuki photographed a bird and then spent an hour looking it up.</w:t>
       </w:r>
     </w:p>
     <w:p>

--- a/docs/general-english/A2/build/a21-u05.docx
+++ b/docs/general-english/A2/build/a21-u05.docx
@@ -6752,7 +6752,7 @@
           <w:bCs/>
           <w:b/>
         </w:rPr>
-        <w:t xml:space="preserve">Part 5: The Weekend Was Invented</w:t>
+        <w:t xml:space="preserve">Part 5: Who Invented the Weekend</w:t>
       </w:r>
     </w:p>
     <w:p>
@@ -6856,7 +6856,7 @@
         <w:t xml:space="preserve"> </w:t>
       </w:r>
       <w:r>
-        <w:t xml:space="preserve">factory = a big building where things are made · campaign = a long effort to change something · agreement = when people decide something together · refuse = to say no</w:t>
+        <w:t xml:space="preserve">factory = a big building where people make things · campaign = a long effort to change something · agreement = when people decide something together · refuse = to say no</w:t>
       </w:r>
     </w:p>
     <w:p>

--- a/docs/general-english/A2/build/a21-u05.docx
+++ b/docs/general-english/A2/build/a21-u05.docx
@@ -25,6 +25,12 @@
     <w:p>
       <w:pPr>
         <w:spacing w:before="0" w:after="360" w:line="276" w:lineRule="auto"/>
+        <w:sectPr>
+          <w:footerReference w:type="default" r:id="rIdFooterA2"/>
+          <w:pgSz w:w="11906" w:h="16838" w:orient="portrait"/>
+          <w:pgMar w:top="1440" w:right="1440" w:bottom="1440" w:left="1440" w:header="708" w:footer="708" w:gutter="0"/>
+          <w:docGrid w:linePitch="360"/>
+        </w:sectPr>
       </w:pPr>
       <w:r>
         <w:rPr>
@@ -43,11 +49,16 @@
         <w:spacing w:before="200" w:after="80" w:line="240" w:lineRule="auto"/>
         <w:jc w:val="center"/>
         <w:keepNext/>
+        <w:sectPr>
+          <w:pgSz w:w="11906" w:h="16838" w:orient="portrait"/>
+          <w:pgMar w:top="0" w:right="0" w:bottom="0" w:left="0" w:header="0" w:footer="0" w:gutter="0"/>
+          <w:docGrid w:linePitch="360"/>
+        </w:sectPr>
       </w:pPr>
       <w:r>
         <w:drawing>
           <wp:inline>
-            <wp:extent cx="3209925" cy="1809750"/>
+            <wp:extent cx="7560564" cy="10692130"/>
             <wp:effectExtent b="0" l="0" r="0" t="0"/>
             <wp:docPr descr="The opening page of Unit 5, Last Weekend: the grammar point is the past simple with was, were and regular verbs, and three things the learner will be able to do by the end of the unit." title="" id="21" name="Picture"/>
             <a:graphic>
@@ -68,7 +79,7 @@
                   <pic:spPr bwMode="auto">
                     <a:xfrm>
                       <a:off x="0" y="0"/>
-                      <a:ext cx="3209925" cy="1809750"/>
+                      <a:ext cx="7560564" cy="10692130"/>
                     </a:xfrm>
                     <a:prstGeom prst="rect">
                       <a:avLst/>
@@ -922,7 +933,7 @@
       <w:r>
         <w:drawing>
           <wp:inline>
-            <wp:extent cx="5143500" cy="1533525"/>
+            <wp:extent cx="5724525" cy="1704975"/>
             <wp:effectExtent b="0" l="0" r="0" t="0"/>
             <wp:docPr descr="Last Sunday on Alder Street as a line: Amina opened the shop at eight, Yuki walked to the lake at eleven, Amina closed at two, Dani cooked at five, and the light went at nine." title="" id="24" name="Picture"/>
             <a:graphic>
@@ -943,7 +954,7 @@
                   <pic:spPr bwMode="auto">
                     <a:xfrm>
                       <a:off x="0" y="0"/>
-                      <a:ext cx="5143500" cy="1533525"/>
+                      <a:ext cx="5724525" cy="1704975"/>
                     </a:xfrm>
                     <a:prstGeom prst="rect">
                       <a:avLst/>
@@ -2313,7 +2324,7 @@
       <w:r>
         <w:drawing>
           <wp:inline>
-            <wp:extent cx="4562475" cy="1809750"/>
+            <wp:extent cx="5724525" cy="2266950"/>
             <wp:effectExtent b="0" l="0" r="0" t="0"/>
             <wp:docPr descr="Six places people go at the weekend, each on its own card: beach, museum, forest, lake, village and path." title="" id="27" name="Picture"/>
             <a:graphic>
@@ -2334,7 +2345,7 @@
                   <pic:spPr bwMode="auto">
                     <a:xfrm>
                       <a:off x="0" y="0"/>
-                      <a:ext cx="4562475" cy="1809750"/>
+                      <a:ext cx="5724525" cy="2266950"/>
                     </a:xfrm>
                     <a:prstGeom prst="rect">
                       <a:avLst/>
@@ -2727,7 +2738,7 @@
       <w:r>
         <w:drawing>
           <wp:inline>
-            <wp:extent cx="4905375" cy="1809750"/>
+            <wp:extent cx="5724525" cy="2114550"/>
             <wp:effectExtent b="0" l="0" r="0" t="0"/>
             <wp:docPr descr="The countryside drawn from the side, with a hill, a forest, a lake, a path and a village. Five numbered lines run to the right for the learner to write each word." title="" id="30" name="Picture"/>
             <a:graphic>
@@ -2748,7 +2759,7 @@
                   <pic:spPr bwMode="auto">
                     <a:xfrm>
                       <a:off x="0" y="0"/>
-                      <a:ext cx="4905375" cy="1809750"/>
+                      <a:ext cx="5724525" cy="2114550"/>
                     </a:xfrm>
                     <a:prstGeom prst="rect">
                       <a:avLst/>
@@ -3992,7 +4003,7 @@
       <w:r>
         <w:drawing>
           <wp:inline>
-            <wp:extent cx="4381500" cy="1809750"/>
+            <wp:extent cx="5724525" cy="2362200"/>
             <wp:effectExtent b="0" l="0" r="0" t="0"/>
             <wp:docPr descr="The unit’s grammar as two columns. On the left was and were, one mark back on the timeline, for how something was. On the right the regular past with -ed, four marks, for the things somebody did." title="" id="33" name="Picture"/>
             <a:graphic>
@@ -4013,7 +4024,7 @@
                   <pic:spPr bwMode="auto">
                     <a:xfrm>
                       <a:off x="0" y="0"/>
-                      <a:ext cx="4381500" cy="1809750"/>
+                      <a:ext cx="5724525" cy="2362200"/>
                     </a:xfrm>
                     <a:prstGeom prst="rect">
                       <a:avLst/>
@@ -4651,7 +4662,7 @@
       <w:r>
         <w:drawing>
           <wp:inline>
-            <wp:extent cx="5143500" cy="1409700"/>
+            <wp:extent cx="5724525" cy="1571625"/>
             <wp:effectExtent b="0" l="0" r="0" t="0"/>
             <wp:docPr descr="The three sounds of the -ed ending: /t/ in walked, cooked and watched; /d/ in stayed, opened and arrived; and /ɪd/ in rested, waited and wanted, which is the only group that adds a beat." title="" id="36" name="Picture"/>
             <a:graphic>
@@ -4672,7 +4683,7 @@
                   <pic:spPr bwMode="auto">
                     <a:xfrm>
                       <a:off x="0" y="0"/>
-                      <a:ext cx="5143500" cy="1409700"/>
+                      <a:ext cx="5724525" cy="1571625"/>
                     </a:xfrm>
                     <a:prstGeom prst="rect">
                       <a:avLst/>
@@ -5367,7 +5378,7 @@
       <w:r>
         <w:drawing>
           <wp:inline>
-            <wp:extent cx="5143500" cy="1685925"/>
+            <wp:extent cx="5724525" cy="1876425"/>
             <wp:effectExtent b="0" l="0" r="0" t="0"/>
             <wp:docPr descr="The three listenings in this unit: Maya and Dani ask each other what they did, Yuki books a trip with a clerk, and Amina describes five weekends in one building." title="" id="39" name="Picture"/>
             <a:graphic>
@@ -5388,7 +5399,7 @@
                   <pic:spPr bwMode="auto">
                     <a:xfrm>
                       <a:off x="0" y="0"/>
-                      <a:ext cx="5143500" cy="1685925"/>
+                      <a:ext cx="5724525" cy="1876425"/>
                     </a:xfrm>
                     <a:prstGeom prst="rect">
                       <a:avLst/>
@@ -6487,7 +6498,7 @@
       <w:r>
         <w:drawing>
           <wp:inline>
-            <wp:extent cx="5133975" cy="1809750"/>
+            <wp:extent cx="5724525" cy="2019300"/>
             <wp:effectExtent b="0" l="0" r="0" t="0"/>
             <wp:docPr descr="The two role-play cards side by side. Card A, the listener: ask what they did, ask about the weather, ask who with, ask what happened next. Card B, the teller: say where you went, what the weather was like, who with, and finish with one thing that went wrong." title="" id="42" name="Picture"/>
             <a:graphic>
@@ -6508,7 +6519,7 @@
                   <pic:spPr bwMode="auto">
                     <a:xfrm>
                       <a:off x="0" y="0"/>
-                      <a:ext cx="5133975" cy="1809750"/>
+                      <a:ext cx="5724525" cy="2019300"/>
                     </a:xfrm>
                     <a:prstGeom prst="rect">
                       <a:avLst/>
@@ -6764,7 +6775,7 @@
       <w:r>
         <w:drawing>
           <wp:inline>
-            <wp:extent cx="5143500" cy="1171575"/>
+            <wp:extent cx="5724525" cy="1304925"/>
             <wp:effectExtent b="0" l="0" r="0" t="0"/>
             <wp:docPr descr="How the weekend arrived, in five stages, each with an arrow to the next: workers campaigned, owners said no, one factory tried it, the work still happened, and five days and two became normal." title="" id="45" name="Picture"/>
             <a:graphic>
@@ -6785,7 +6796,7 @@
                   <pic:spPr bwMode="auto">
                     <a:xfrm>
                       <a:off x="0" y="0"/>
-                      <a:ext cx="5143500" cy="1171575"/>
+                      <a:ext cx="5724525" cy="1304925"/>
                     </a:xfrm>
                     <a:prstGeom prst="rect">
                       <a:avLst/>
@@ -7633,7 +7644,7 @@
       <w:r>
         <w:drawing>
           <wp:inline>
-            <wp:extent cx="5143500" cy="1409700"/>
+            <wp:extent cx="5724525" cy="1571625"/>
             <wp:effectExtent b="0" l="0" r="0" t="0"/>
             <wp:docPr descr="The days off in three places: Friday and Saturday in much of the Middle East, one day off for a long time in Nepal, and a four-day week tested for four years in Iceland." title="" id="48" name="Picture"/>
             <a:graphic>
@@ -7654,7 +7665,7 @@
                   <pic:spPr bwMode="auto">
                     <a:xfrm>
                       <a:off x="0" y="0"/>
-                      <a:ext cx="5143500" cy="1409700"/>
+                      <a:ext cx="5724525" cy="1571625"/>
                     </a:xfrm>
                     <a:prstGeom prst="rect">
                       <a:avLst/>
@@ -7870,7 +7881,7 @@
       <w:r>
         <w:drawing>
           <wp:inline>
-            <wp:extent cx="5143500" cy="1685925"/>
+            <wp:extent cx="5724525" cy="1876425"/>
             <wp:effectExtent b="0" l="0" r="0" t="0"/>
             <wp:docPr descr="The shape of the paragraph the learner is about to write, in four steps: when it was and what the weather was like, what you did as a result, the other day of the weekend, and how it ended." title="" id="51" name="Picture"/>
             <a:graphic>
@@ -7891,7 +7902,7 @@
                   <pic:spPr bwMode="auto">
                     <a:xfrm>
                       <a:off x="0" y="0"/>
-                      <a:ext cx="5143500" cy="1685925"/>
+                      <a:ext cx="5724525" cy="1876425"/>
                     </a:xfrm>
                     <a:prstGeom prst="rect">
                       <a:avLst/>
@@ -8468,7 +8479,7 @@
       <w:r>
         <w:drawing>
           <wp:inline>
-            <wp:extent cx="5143500" cy="1771650"/>
+            <wp:extent cx="5724525" cy="1971675"/>
             <wp:effectExtent b="0" l="0" r="0" t="0"/>
             <wp:docPr descr="Four things you say when a plan changes, each with an arrow to what it does: saying you cannot come, offering another day, saying what it cost you carefully, and accepting it without a fight." title="" id="54" name="Picture"/>
             <a:graphic>
@@ -8489,7 +8500,7 @@
                   <pic:spPr bwMode="auto">
                     <a:xfrm>
                       <a:off x="0" y="0"/>
-                      <a:ext cx="5143500" cy="1771650"/>
+                      <a:ext cx="5724525" cy="1971675"/>
                     </a:xfrm>
                     <a:prstGeom prst="rect">
                       <a:avLst/>
@@ -9508,7 +9519,7 @@
       <w:r>
         <w:drawing>
           <wp:inline>
-            <wp:extent cx="5143500" cy="1571625"/>
+            <wp:extent cx="5724525" cy="1752600"/>
             <wp:effectExtent b="0" l="0" r="0" t="0"/>
             <wp:docPr descr="Iceland before and after the trial. Before: forty hours over five days, with tired workers. After: thirty-six hours over four days, on the same pay, and the same work got done." title="" id="57" name="Picture"/>
             <a:graphic>
@@ -9529,7 +9540,7 @@
                   <pic:spPr bwMode="auto">
                     <a:xfrm>
                       <a:off x="0" y="0"/>
-                      <a:ext cx="5143500" cy="1571625"/>
+                      <a:ext cx="5724525" cy="1752600"/>
                     </a:xfrm>
                     <a:prstGeom prst="rect">
                       <a:avLst/>
@@ -10744,7 +10755,7 @@
       <w:r>
         <w:drawing>
           <wp:inline>
-            <wp:extent cx="5143500" cy="1543050"/>
+            <wp:extent cx="5724525" cy="1724025"/>
             <wp:effectExtent b="0" l="0" r="0" t="0"/>
             <wp:docPr descr="The five Can-Do lines of the unit as a strip with a box to tick beside each, the last one marked Plus." title="" id="60" name="Picture"/>
             <a:graphic>
@@ -10765,7 +10776,7 @@
                   <pic:spPr bwMode="auto">
                     <a:xfrm>
                       <a:off x="0" y="0"/>
-                      <a:ext cx="5143500" cy="1543050"/>
+                      <a:ext cx="5724525" cy="1724025"/>
                     </a:xfrm>
                     <a:prstGeom prst="rect">
                       <a:avLst/>
